--- a/user_guides/individual_programs/music_format_converter/Music_Format_Converter_User_Guide.docx
+++ b/user_guides/individual_programs/music_format_converter/Music_Format_Converter_User_Guide.docx
@@ -149,6 +149,43 @@
       </w:r>
       <w:r>
         <w:t>Same-format conversion is prohibited, and lossy input cannot be converted to a lossless output because quality cannot be recovered.</w:t>
+      </w:r>
+    </w:p>
+    <w:p>
+      <w:pPr>
+        <w:pStyle w:val="Heading1"/>
+      </w:pPr>
+      <w:r>
+        <w:t>System Requirements</w:t>
+      </w:r>
+    </w:p>
+    <w:p>
+      <w:r>
+        <w:t>This tool requires ffmpeg and ffprobe to be installed and on PATH. ffmpeg decodes and encodes the audio formats the suite reads and writes; ffprobe reads stream metadata (duration, codec, bitrate) for analysis tools. The suite shows a startup warning naming any missing binary and how to install it.</w:t>
+      </w:r>
+    </w:p>
+    <w:p>
+      <w:pPr>
+        <w:pStyle w:val="ListBullet"/>
+      </w:pPr>
+      <w:r>
+        <w:t>Windows: winget install Gyan.FFmpeg</w:t>
+      </w:r>
+    </w:p>
+    <w:p>
+      <w:pPr>
+        <w:pStyle w:val="ListBullet"/>
+      </w:pPr>
+      <w:r>
+        <w:t>macOS:   brew install ffmpeg</w:t>
+      </w:r>
+    </w:p>
+    <w:p>
+      <w:pPr>
+        <w:pStyle w:val="ListBullet"/>
+      </w:pPr>
+      <w:r>
+        <w:t>Linux:   sudo apt install ffmpeg</w:t>
       </w:r>
     </w:p>
     <w:p>

--- a/user_guides/individual_programs/music_format_converter/Music_Format_Converter_User_Guide.docx
+++ b/user_guides/individual_programs/music_format_converter/Music_Format_Converter_User_Guide.docx
@@ -69,7 +69,7 @@
         <w:pStyle w:val="ListBullet"/>
         <w:numPr>
           <w:ilvl w:val="0"/>
-          <w:numId w:val="1"/>
+          <w:numId w:val="13"/>
         </w:numPr>
         <w:rPr/>
       </w:pPr>
@@ -89,7 +89,7 @@
         <w:pStyle w:val="ListBullet"/>
         <w:numPr>
           <w:ilvl w:val="0"/>
-          <w:numId w:val="1"/>
+          <w:numId w:val="13"/>
         </w:numPr>
         <w:rPr/>
       </w:pPr>
@@ -101,7 +101,7 @@
       </w:r>
       <w:r>
         <w:rPr/>
-        <w:t>Must contain supported audio files directly in the selected directory.</w:t>
+        <w:t>Scanned recursively — every subfolder is included automatically.</w:t>
       </w:r>
     </w:p>
     <w:p>
@@ -109,7 +109,7 @@
         <w:pStyle w:val="ListBullet"/>
         <w:numPr>
           <w:ilvl w:val="0"/>
-          <w:numId w:val="1"/>
+          <w:numId w:val="13"/>
         </w:numPr>
         <w:rPr/>
       </w:pPr>
@@ -117,11 +117,31 @@
         <w:rPr>
           <w:b/>
         </w:rPr>
-        <w:t xml:space="preserve">Single input format: </w:t>
+        <w:t xml:space="preserve">Mixed input formats: </w:t>
       </w:r>
       <w:r>
         <w:rPr/>
-        <w:t>Mixed-format folders are rejected so one conversion rule applies consistently.</w:t>
+        <w:t>Supported. Each file is converted from its own format to the target, and the detected files are listed per format.</w:t>
+      </w:r>
+    </w:p>
+    <w:p>
+      <w:pPr>
+        <w:pStyle w:val="ListBullet"/>
+        <w:numPr>
+          <w:ilvl w:val="0"/>
+          <w:numId w:val="13"/>
+        </w:numPr>
+        <w:rPr/>
+      </w:pPr>
+      <w:r>
+        <w:rPr>
+          <w:b/>
+        </w:rPr>
+        <w:t xml:space="preserve">Output structure: </w:t>
+      </w:r>
+      <w:r>
+        <w:rPr/>
+        <w:t>Subfolders are mirrored in the output directory, so tracks with the same filename in different subfolders stay separate.</w:t>
       </w:r>
     </w:p>
     <w:p>
@@ -139,7 +159,7 @@
         <w:pStyle w:val="ListBullet"/>
         <w:numPr>
           <w:ilvl w:val="0"/>
-          <w:numId w:val="1"/>
+          <w:numId w:val="12"/>
         </w:numPr>
         <w:rPr/>
       </w:pPr>
@@ -159,7 +179,7 @@
         <w:pStyle w:val="ListBullet"/>
         <w:numPr>
           <w:ilvl w:val="0"/>
-          <w:numId w:val="1"/>
+          <w:numId w:val="12"/>
         </w:numPr>
         <w:rPr/>
       </w:pPr>
@@ -179,7 +199,7 @@
         <w:pStyle w:val="ListBullet"/>
         <w:numPr>
           <w:ilvl w:val="0"/>
-          <w:numId w:val="1"/>
+          <w:numId w:val="12"/>
         </w:numPr>
         <w:rPr/>
       </w:pPr>
@@ -199,7 +219,7 @@
         <w:pStyle w:val="ListBullet"/>
         <w:numPr>
           <w:ilvl w:val="0"/>
-          <w:numId w:val="1"/>
+          <w:numId w:val="12"/>
         </w:numPr>
         <w:rPr/>
       </w:pPr>
@@ -239,7 +259,7 @@
         <w:pStyle w:val="ListBullet"/>
         <w:numPr>
           <w:ilvl w:val="0"/>
-          <w:numId w:val="1"/>
+          <w:numId w:val="11"/>
         </w:numPr>
         <w:rPr/>
       </w:pPr>
@@ -253,7 +273,7 @@
         <w:pStyle w:val="ListBullet"/>
         <w:numPr>
           <w:ilvl w:val="0"/>
-          <w:numId w:val="1"/>
+          <w:numId w:val="11"/>
         </w:numPr>
         <w:rPr/>
       </w:pPr>
@@ -267,7 +287,7 @@
         <w:pStyle w:val="ListBullet"/>
         <w:numPr>
           <w:ilvl w:val="0"/>
-          <w:numId w:val="1"/>
+          <w:numId w:val="11"/>
         </w:numPr>
         <w:rPr/>
       </w:pPr>
@@ -291,7 +311,7 @@
         <w:pStyle w:val="ListNumber"/>
         <w:numPr>
           <w:ilvl w:val="0"/>
-          <w:numId w:val="4"/>
+          <w:numId w:val="10"/>
         </w:numPr>
         <w:rPr/>
       </w:pPr>
@@ -305,7 +325,7 @@
         <w:pStyle w:val="ListNumber"/>
         <w:numPr>
           <w:ilvl w:val="0"/>
-          <w:numId w:val="4"/>
+          <w:numId w:val="10"/>
         </w:numPr>
         <w:rPr/>
       </w:pPr>
@@ -319,7 +339,7 @@
         <w:pStyle w:val="ListNumber"/>
         <w:numPr>
           <w:ilvl w:val="0"/>
-          <w:numId w:val="4"/>
+          <w:numId w:val="10"/>
         </w:numPr>
         <w:rPr/>
       </w:pPr>
@@ -333,7 +353,7 @@
         <w:pStyle w:val="ListNumber"/>
         <w:numPr>
           <w:ilvl w:val="0"/>
-          <w:numId w:val="4"/>
+          <w:numId w:val="10"/>
         </w:numPr>
         <w:rPr/>
       </w:pPr>
@@ -347,7 +367,7 @@
         <w:pStyle w:val="ListNumber"/>
         <w:numPr>
           <w:ilvl w:val="0"/>
-          <w:numId w:val="4"/>
+          <w:numId w:val="10"/>
         </w:numPr>
         <w:rPr/>
       </w:pPr>
@@ -361,7 +381,7 @@
         <w:pStyle w:val="ListNumber"/>
         <w:numPr>
           <w:ilvl w:val="0"/>
-          <w:numId w:val="4"/>
+          <w:numId w:val="10"/>
         </w:numPr>
         <w:rPr/>
       </w:pPr>
@@ -375,7 +395,7 @@
         <w:pStyle w:val="ListNumber"/>
         <w:numPr>
           <w:ilvl w:val="0"/>
-          <w:numId w:val="4"/>
+          <w:numId w:val="10"/>
         </w:numPr>
         <w:rPr/>
       </w:pPr>
@@ -409,7 +429,7 @@
         <w:pStyle w:val="ListBullet"/>
         <w:numPr>
           <w:ilvl w:val="0"/>
-          <w:numId w:val="10"/>
+          <w:numId w:val="9"/>
         </w:numPr>
         <w:rPr/>
       </w:pPr>
@@ -429,7 +449,7 @@
         <w:pStyle w:val="ListBullet"/>
         <w:numPr>
           <w:ilvl w:val="0"/>
-          <w:numId w:val="10"/>
+          <w:numId w:val="9"/>
         </w:numPr>
         <w:rPr/>
       </w:pPr>
@@ -449,7 +469,7 @@
         <w:pStyle w:val="ListBullet"/>
         <w:numPr>
           <w:ilvl w:val="0"/>
-          <w:numId w:val="10"/>
+          <w:numId w:val="9"/>
         </w:numPr>
         <w:rPr/>
       </w:pPr>
@@ -469,7 +489,7 @@
         <w:pStyle w:val="ListBullet"/>
         <w:numPr>
           <w:ilvl w:val="0"/>
-          <w:numId w:val="10"/>
+          <w:numId w:val="9"/>
         </w:numPr>
         <w:rPr/>
       </w:pPr>
@@ -489,7 +509,7 @@
         <w:pStyle w:val="ListBullet"/>
         <w:numPr>
           <w:ilvl w:val="0"/>
-          <w:numId w:val="10"/>
+          <w:numId w:val="9"/>
         </w:numPr>
         <w:rPr/>
       </w:pPr>
@@ -509,7 +529,7 @@
         <w:pStyle w:val="ListBullet"/>
         <w:numPr>
           <w:ilvl w:val="0"/>
-          <w:numId w:val="10"/>
+          <w:numId w:val="9"/>
         </w:numPr>
         <w:rPr/>
       </w:pPr>
@@ -529,7 +549,7 @@
         <w:pStyle w:val="ListBullet"/>
         <w:numPr>
           <w:ilvl w:val="0"/>
-          <w:numId w:val="10"/>
+          <w:numId w:val="9"/>
         </w:numPr>
         <w:rPr/>
       </w:pPr>
@@ -549,7 +569,7 @@
         <w:pStyle w:val="ListBullet"/>
         <w:numPr>
           <w:ilvl w:val="0"/>
-          <w:numId w:val="10"/>
+          <w:numId w:val="9"/>
         </w:numPr>
         <w:rPr/>
       </w:pPr>
@@ -569,7 +589,7 @@
         <w:pStyle w:val="ListBullet"/>
         <w:numPr>
           <w:ilvl w:val="0"/>
-          <w:numId w:val="10"/>
+          <w:numId w:val="9"/>
         </w:numPr>
         <w:rPr/>
       </w:pPr>
@@ -589,7 +609,7 @@
         <w:pStyle w:val="ListBullet"/>
         <w:numPr>
           <w:ilvl w:val="0"/>
-          <w:numId w:val="10"/>
+          <w:numId w:val="9"/>
         </w:numPr>
         <w:rPr/>
       </w:pPr>
@@ -611,6 +631,18 @@
       </w:pPr>
       <w:r>
         <w:rPr/>
+      </w:r>
+      <w:r>
+        <w:br w:type="page"/>
+      </w:r>
+    </w:p>
+    <w:p>
+      <w:pPr>
+        <w:pStyle w:val="Heading1"/>
+        <w:rPr/>
+      </w:pPr>
+      <w:r>
+        <w:rPr/>
         <w:t>Quality Options</w:t>
       </w:r>
     </w:p>
@@ -619,7 +651,7 @@
         <w:pStyle w:val="ListBullet"/>
         <w:numPr>
           <w:ilvl w:val="0"/>
-          <w:numId w:val="9"/>
+          <w:numId w:val="8"/>
         </w:numPr>
         <w:rPr/>
       </w:pPr>
@@ -639,7 +671,7 @@
         <w:pStyle w:val="ListBullet"/>
         <w:numPr>
           <w:ilvl w:val="0"/>
-          <w:numId w:val="9"/>
+          <w:numId w:val="8"/>
         </w:numPr>
         <w:rPr/>
       </w:pPr>
@@ -659,7 +691,7 @@
         <w:pStyle w:val="ListBullet"/>
         <w:numPr>
           <w:ilvl w:val="0"/>
-          <w:numId w:val="9"/>
+          <w:numId w:val="8"/>
         </w:numPr>
         <w:rPr/>
       </w:pPr>
@@ -679,7 +711,7 @@
         <w:pStyle w:val="ListBullet"/>
         <w:numPr>
           <w:ilvl w:val="0"/>
-          <w:numId w:val="9"/>
+          <w:numId w:val="8"/>
         </w:numPr>
         <w:rPr/>
       </w:pPr>
@@ -699,7 +731,7 @@
         <w:pStyle w:val="ListBullet"/>
         <w:numPr>
           <w:ilvl w:val="0"/>
-          <w:numId w:val="9"/>
+          <w:numId w:val="8"/>
         </w:numPr>
         <w:rPr/>
       </w:pPr>
@@ -719,7 +751,7 @@
         <w:pStyle w:val="ListBullet"/>
         <w:numPr>
           <w:ilvl w:val="0"/>
-          <w:numId w:val="9"/>
+          <w:numId w:val="8"/>
         </w:numPr>
         <w:rPr/>
       </w:pPr>
@@ -739,7 +771,7 @@
         <w:pStyle w:val="ListBullet"/>
         <w:numPr>
           <w:ilvl w:val="0"/>
-          <w:numId w:val="9"/>
+          <w:numId w:val="8"/>
         </w:numPr>
         <w:rPr/>
       </w:pPr>
@@ -759,7 +791,7 @@
         <w:pStyle w:val="ListBullet"/>
         <w:numPr>
           <w:ilvl w:val="0"/>
-          <w:numId w:val="9"/>
+          <w:numId w:val="8"/>
         </w:numPr>
         <w:rPr/>
       </w:pPr>
@@ -791,7 +823,6 @@
           <w:ilvl w:val="0"/>
           <w:numId w:val="7"/>
         </w:numPr>
-        <w:jc w:val="start"/>
         <w:rPr/>
       </w:pPr>
       <w:r>
@@ -806,7 +837,6 @@
           <w:ilvl w:val="0"/>
           <w:numId w:val="7"/>
         </w:numPr>
-        <w:jc w:val="start"/>
         <w:rPr/>
       </w:pPr>
       <w:r>
@@ -821,7 +851,6 @@
           <w:ilvl w:val="0"/>
           <w:numId w:val="7"/>
         </w:numPr>
-        <w:jc w:val="start"/>
         <w:rPr/>
       </w:pPr>
       <w:r>
@@ -836,7 +865,6 @@
           <w:ilvl w:val="0"/>
           <w:numId w:val="7"/>
         </w:numPr>
-        <w:jc w:val="start"/>
         <w:rPr/>
       </w:pPr>
       <w:r>
@@ -851,7 +879,6 @@
           <w:ilvl w:val="0"/>
           <w:numId w:val="7"/>
         </w:numPr>
-        <w:jc w:val="start"/>
         <w:rPr/>
       </w:pPr>
       <w:r>
@@ -866,7 +893,6 @@
           <w:ilvl w:val="0"/>
           <w:numId w:val="7"/>
         </w:numPr>
-        <w:jc w:val="start"/>
         <w:rPr/>
       </w:pPr>
       <w:r>
@@ -881,7 +907,6 @@
           <w:ilvl w:val="0"/>
           <w:numId w:val="7"/>
         </w:numPr>
-        <w:jc w:val="start"/>
         <w:rPr/>
       </w:pPr>
       <w:r>
@@ -896,7 +921,6 @@
           <w:ilvl w:val="0"/>
           <w:numId w:val="7"/>
         </w:numPr>
-        <w:jc w:val="start"/>
         <w:rPr/>
       </w:pPr>
       <w:r>
@@ -919,7 +943,7 @@
         <w:pStyle w:val="ListBullet"/>
         <w:numPr>
           <w:ilvl w:val="0"/>
-          <w:numId w:val="8"/>
+          <w:numId w:val="14"/>
         </w:numPr>
         <w:rPr/>
       </w:pPr>
@@ -939,7 +963,7 @@
         <w:pStyle w:val="ListBullet"/>
         <w:numPr>
           <w:ilvl w:val="0"/>
-          <w:numId w:val="8"/>
+          <w:numId w:val="14"/>
         </w:numPr>
         <w:rPr/>
       </w:pPr>
@@ -959,7 +983,7 @@
         <w:pStyle w:val="ListBullet"/>
         <w:numPr>
           <w:ilvl w:val="0"/>
-          <w:numId w:val="8"/>
+          <w:numId w:val="14"/>
         </w:numPr>
         <w:rPr/>
       </w:pPr>
@@ -979,7 +1003,7 @@
         <w:pStyle w:val="ListBullet"/>
         <w:numPr>
           <w:ilvl w:val="0"/>
-          <w:numId w:val="8"/>
+          <w:numId w:val="14"/>
         </w:numPr>
         <w:rPr/>
       </w:pPr>
@@ -999,7 +1023,7 @@
         <w:pStyle w:val="ListBullet"/>
         <w:numPr>
           <w:ilvl w:val="0"/>
-          <w:numId w:val="8"/>
+          <w:numId w:val="14"/>
         </w:numPr>
         <w:rPr/>
       </w:pPr>
@@ -1137,27 +1161,7 @@
         <w:pStyle w:val="ListBullet"/>
         <w:numPr>
           <w:ilvl w:val="0"/>
-          <w:numId w:val="11"/>
-        </w:numPr>
-        <w:rPr/>
-      </w:pPr>
-      <w:r>
-        <w:rPr>
-          <w:b/>
-        </w:rPr>
-        <w:t xml:space="preserve">Mixed formats detected: </w:t>
-      </w:r>
-      <w:r>
-        <w:rPr/>
-        <w:t>Place one input format in the selected directory or separate the files before scanning.</w:t>
-      </w:r>
-    </w:p>
-    <w:p>
-      <w:pPr>
-        <w:pStyle w:val="ListBullet"/>
-        <w:numPr>
-          <w:ilvl w:val="0"/>
-          <w:numId w:val="11"/>
+          <w:numId w:val="1"/>
         </w:numPr>
         <w:rPr/>
       </w:pPr>
@@ -1177,7 +1181,27 @@
         <w:pStyle w:val="ListBullet"/>
         <w:numPr>
           <w:ilvl w:val="0"/>
-          <w:numId w:val="11"/>
+          <w:numId w:val="1"/>
+        </w:numPr>
+        <w:rPr/>
+      </w:pPr>
+      <w:r>
+        <w:rPr>
+          <w:b/>
+        </w:rPr>
+        <w:t xml:space="preserve">Some files skipped in a mixed run: </w:t>
+      </w:r>
+      <w:r>
+        <w:rPr/>
+        <w:t>Files already in the target format, and lossy files targeted at a lossless format, are skipped per file — the rest still convert.</w:t>
+      </w:r>
+    </w:p>
+    <w:p>
+      <w:pPr>
+        <w:pStyle w:val="ListBullet"/>
+        <w:numPr>
+          <w:ilvl w:val="0"/>
+          <w:numId w:val="1"/>
         </w:numPr>
         <w:rPr/>
       </w:pPr>
@@ -1197,7 +1221,7 @@
         <w:pStyle w:val="ListBullet"/>
         <w:numPr>
           <w:ilvl w:val="0"/>
-          <w:numId w:val="11"/>
+          <w:numId w:val="1"/>
         </w:numPr>
         <w:rPr/>
       </w:pPr>
@@ -1217,7 +1241,7 @@
         <w:pStyle w:val="ListBullet"/>
         <w:numPr>
           <w:ilvl w:val="0"/>
-          <w:numId w:val="11"/>
+          <w:numId w:val="1"/>
         </w:numPr>
         <w:rPr/>
       </w:pPr>
@@ -1237,7 +1261,7 @@
         <w:pStyle w:val="ListBullet"/>
         <w:numPr>
           <w:ilvl w:val="0"/>
-          <w:numId w:val="11"/>
+          <w:numId w:val="1"/>
         </w:numPr>
         <w:rPr/>
       </w:pPr>
@@ -2392,8 +2416,8 @@
     </w:lvl>
     <w:lvl w:ilvl="1">
       <w:start w:val="1"/>
-      <w:numFmt w:val="bullet"/>
-      <w:lvlText w:val="◦"/>
+      <w:numFmt w:val="decimal"/>
+      <w:lvlText w:val="%2."/>
       <w:lvlJc w:val="start"/>
       <w:pPr>
         <w:tabs>
@@ -2401,14 +2425,12 @@
         </w:tabs>
         <w:ind w:start="1080" w:hanging="360"/>
       </w:pPr>
-      <w:rPr>
-        <w:rFonts w:ascii="OpenSymbol" w:hAnsi="OpenSymbol" w:cs="OpenSymbol" w:hint="default"/>
-      </w:rPr>
+      <w:rPr/>
     </w:lvl>
     <w:lvl w:ilvl="2">
       <w:start w:val="1"/>
-      <w:numFmt w:val="bullet"/>
-      <w:lvlText w:val="▪"/>
+      <w:numFmt w:val="decimal"/>
+      <w:lvlText w:val="%3."/>
       <w:lvlJc w:val="start"/>
       <w:pPr>
         <w:tabs>
@@ -2416,14 +2438,12 @@
         </w:tabs>
         <w:ind w:start="1440" w:hanging="360"/>
       </w:pPr>
-      <w:rPr>
-        <w:rFonts w:ascii="OpenSymbol" w:hAnsi="OpenSymbol" w:cs="OpenSymbol" w:hint="default"/>
-      </w:rPr>
+      <w:rPr/>
     </w:lvl>
     <w:lvl w:ilvl="3">
       <w:start w:val="1"/>
-      <w:numFmt w:val="bullet"/>
-      <w:lvlText w:val=""/>
+      <w:numFmt w:val="decimal"/>
+      <w:lvlText w:val="%4."/>
       <w:lvlJc w:val="start"/>
       <w:pPr>
         <w:tabs>
@@ -2431,14 +2451,12 @@
         </w:tabs>
         <w:ind w:start="1800" w:hanging="360"/>
       </w:pPr>
-      <w:rPr>
-        <w:rFonts w:ascii="Symbol" w:hAnsi="Symbol" w:cs="Symbol" w:hint="default"/>
-      </w:rPr>
+      <w:rPr/>
     </w:lvl>
     <w:lvl w:ilvl="4">
       <w:start w:val="1"/>
-      <w:numFmt w:val="bullet"/>
-      <w:lvlText w:val="◦"/>
+      <w:numFmt w:val="decimal"/>
+      <w:lvlText w:val="%5."/>
       <w:lvlJc w:val="start"/>
       <w:pPr>
         <w:tabs>
@@ -2446,14 +2464,12 @@
         </w:tabs>
         <w:ind w:start="2160" w:hanging="360"/>
       </w:pPr>
-      <w:rPr>
-        <w:rFonts w:ascii="OpenSymbol" w:hAnsi="OpenSymbol" w:cs="OpenSymbol" w:hint="default"/>
-      </w:rPr>
+      <w:rPr/>
     </w:lvl>
     <w:lvl w:ilvl="5">
       <w:start w:val="1"/>
-      <w:numFmt w:val="bullet"/>
-      <w:lvlText w:val="▪"/>
+      <w:numFmt w:val="decimal"/>
+      <w:lvlText w:val="%6."/>
       <w:lvlJc w:val="start"/>
       <w:pPr>
         <w:tabs>
@@ -2461,14 +2477,12 @@
         </w:tabs>
         <w:ind w:start="2520" w:hanging="360"/>
       </w:pPr>
-      <w:rPr>
-        <w:rFonts w:ascii="OpenSymbol" w:hAnsi="OpenSymbol" w:cs="OpenSymbol" w:hint="default"/>
-      </w:rPr>
+      <w:rPr/>
     </w:lvl>
     <w:lvl w:ilvl="6">
       <w:start w:val="1"/>
-      <w:numFmt w:val="bullet"/>
-      <w:lvlText w:val=""/>
+      <w:numFmt w:val="decimal"/>
+      <w:lvlText w:val="%7."/>
       <w:lvlJc w:val="start"/>
       <w:pPr>
         <w:tabs>
@@ -2476,14 +2490,12 @@
         </w:tabs>
         <w:ind w:start="2880" w:hanging="360"/>
       </w:pPr>
-      <w:rPr>
-        <w:rFonts w:ascii="Symbol" w:hAnsi="Symbol" w:cs="Symbol" w:hint="default"/>
-      </w:rPr>
+      <w:rPr/>
     </w:lvl>
     <w:lvl w:ilvl="7">
       <w:start w:val="1"/>
-      <w:numFmt w:val="bullet"/>
-      <w:lvlText w:val="◦"/>
+      <w:numFmt w:val="decimal"/>
+      <w:lvlText w:val="%8."/>
       <w:lvlJc w:val="start"/>
       <w:pPr>
         <w:tabs>
@@ -2491,14 +2503,12 @@
         </w:tabs>
         <w:ind w:start="3240" w:hanging="360"/>
       </w:pPr>
-      <w:rPr>
-        <w:rFonts w:ascii="OpenSymbol" w:hAnsi="OpenSymbol" w:cs="OpenSymbol" w:hint="default"/>
-      </w:rPr>
+      <w:rPr/>
     </w:lvl>
     <w:lvl w:ilvl="8">
       <w:start w:val="1"/>
-      <w:numFmt w:val="bullet"/>
-      <w:lvlText w:val="▪"/>
+      <w:numFmt w:val="decimal"/>
+      <w:lvlText w:val="%9."/>
       <w:lvlJc w:val="start"/>
       <w:pPr>
         <w:tabs>
@@ -2506,9 +2516,7 @@
         </w:tabs>
         <w:ind w:start="3600" w:hanging="360"/>
       </w:pPr>
-      <w:rPr>
-        <w:rFonts w:ascii="OpenSymbol" w:hAnsi="OpenSymbol" w:cs="OpenSymbol" w:hint="default"/>
-      </w:rPr>
+      <w:rPr/>
     </w:lvl>
   </w:abstractNum>
   <w:abstractNum w:abstractNumId="11">
@@ -2649,6 +2657,417 @@
     </w:lvl>
   </w:abstractNum>
   <w:abstractNum w:abstractNumId="12">
+    <w:lvl w:ilvl="0">
+      <w:start w:val="1"/>
+      <w:numFmt w:val="bullet"/>
+      <w:lvlText w:val=""/>
+      <w:lvlJc w:val="start"/>
+      <w:pPr>
+        <w:tabs>
+          <w:tab w:val="num" w:pos="720"/>
+        </w:tabs>
+        <w:ind w:start="720" w:hanging="360"/>
+      </w:pPr>
+      <w:rPr>
+        <w:rFonts w:ascii="Symbol" w:hAnsi="Symbol" w:cs="Symbol" w:hint="default"/>
+      </w:rPr>
+    </w:lvl>
+    <w:lvl w:ilvl="1">
+      <w:start w:val="1"/>
+      <w:numFmt w:val="bullet"/>
+      <w:lvlText w:val="◦"/>
+      <w:lvlJc w:val="start"/>
+      <w:pPr>
+        <w:tabs>
+          <w:tab w:val="num" w:pos="1080"/>
+        </w:tabs>
+        <w:ind w:start="1080" w:hanging="360"/>
+      </w:pPr>
+      <w:rPr>
+        <w:rFonts w:ascii="OpenSymbol" w:hAnsi="OpenSymbol" w:cs="OpenSymbol" w:hint="default"/>
+      </w:rPr>
+    </w:lvl>
+    <w:lvl w:ilvl="2">
+      <w:start w:val="1"/>
+      <w:numFmt w:val="bullet"/>
+      <w:lvlText w:val="▪"/>
+      <w:lvlJc w:val="start"/>
+      <w:pPr>
+        <w:tabs>
+          <w:tab w:val="num" w:pos="1440"/>
+        </w:tabs>
+        <w:ind w:start="1440" w:hanging="360"/>
+      </w:pPr>
+      <w:rPr>
+        <w:rFonts w:ascii="OpenSymbol" w:hAnsi="OpenSymbol" w:cs="OpenSymbol" w:hint="default"/>
+      </w:rPr>
+    </w:lvl>
+    <w:lvl w:ilvl="3">
+      <w:start w:val="1"/>
+      <w:numFmt w:val="bullet"/>
+      <w:lvlText w:val=""/>
+      <w:lvlJc w:val="start"/>
+      <w:pPr>
+        <w:tabs>
+          <w:tab w:val="num" w:pos="1800"/>
+        </w:tabs>
+        <w:ind w:start="1800" w:hanging="360"/>
+      </w:pPr>
+      <w:rPr>
+        <w:rFonts w:ascii="Symbol" w:hAnsi="Symbol" w:cs="Symbol" w:hint="default"/>
+      </w:rPr>
+    </w:lvl>
+    <w:lvl w:ilvl="4">
+      <w:start w:val="1"/>
+      <w:numFmt w:val="bullet"/>
+      <w:lvlText w:val="◦"/>
+      <w:lvlJc w:val="start"/>
+      <w:pPr>
+        <w:tabs>
+          <w:tab w:val="num" w:pos="2160"/>
+        </w:tabs>
+        <w:ind w:start="2160" w:hanging="360"/>
+      </w:pPr>
+      <w:rPr>
+        <w:rFonts w:ascii="OpenSymbol" w:hAnsi="OpenSymbol" w:cs="OpenSymbol" w:hint="default"/>
+      </w:rPr>
+    </w:lvl>
+    <w:lvl w:ilvl="5">
+      <w:start w:val="1"/>
+      <w:numFmt w:val="bullet"/>
+      <w:lvlText w:val="▪"/>
+      <w:lvlJc w:val="start"/>
+      <w:pPr>
+        <w:tabs>
+          <w:tab w:val="num" w:pos="2520"/>
+        </w:tabs>
+        <w:ind w:start="2520" w:hanging="360"/>
+      </w:pPr>
+      <w:rPr>
+        <w:rFonts w:ascii="OpenSymbol" w:hAnsi="OpenSymbol" w:cs="OpenSymbol" w:hint="default"/>
+      </w:rPr>
+    </w:lvl>
+    <w:lvl w:ilvl="6">
+      <w:start w:val="1"/>
+      <w:numFmt w:val="bullet"/>
+      <w:lvlText w:val=""/>
+      <w:lvlJc w:val="start"/>
+      <w:pPr>
+        <w:tabs>
+          <w:tab w:val="num" w:pos="2880"/>
+        </w:tabs>
+        <w:ind w:start="2880" w:hanging="360"/>
+      </w:pPr>
+      <w:rPr>
+        <w:rFonts w:ascii="Symbol" w:hAnsi="Symbol" w:cs="Symbol" w:hint="default"/>
+      </w:rPr>
+    </w:lvl>
+    <w:lvl w:ilvl="7">
+      <w:start w:val="1"/>
+      <w:numFmt w:val="bullet"/>
+      <w:lvlText w:val="◦"/>
+      <w:lvlJc w:val="start"/>
+      <w:pPr>
+        <w:tabs>
+          <w:tab w:val="num" w:pos="3240"/>
+        </w:tabs>
+        <w:ind w:start="3240" w:hanging="360"/>
+      </w:pPr>
+      <w:rPr>
+        <w:rFonts w:ascii="OpenSymbol" w:hAnsi="OpenSymbol" w:cs="OpenSymbol" w:hint="default"/>
+      </w:rPr>
+    </w:lvl>
+    <w:lvl w:ilvl="8">
+      <w:start w:val="1"/>
+      <w:numFmt w:val="bullet"/>
+      <w:lvlText w:val="▪"/>
+      <w:lvlJc w:val="start"/>
+      <w:pPr>
+        <w:tabs>
+          <w:tab w:val="num" w:pos="3600"/>
+        </w:tabs>
+        <w:ind w:start="3600" w:hanging="360"/>
+      </w:pPr>
+      <w:rPr>
+        <w:rFonts w:ascii="OpenSymbol" w:hAnsi="OpenSymbol" w:cs="OpenSymbol" w:hint="default"/>
+      </w:rPr>
+    </w:lvl>
+  </w:abstractNum>
+  <w:abstractNum w:abstractNumId="13">
+    <w:lvl w:ilvl="0">
+      <w:start w:val="1"/>
+      <w:numFmt w:val="bullet"/>
+      <w:lvlText w:val=""/>
+      <w:lvlJc w:val="start"/>
+      <w:pPr>
+        <w:tabs>
+          <w:tab w:val="num" w:pos="720"/>
+        </w:tabs>
+        <w:ind w:start="720" w:hanging="360"/>
+      </w:pPr>
+      <w:rPr>
+        <w:rFonts w:ascii="Symbol" w:hAnsi="Symbol" w:cs="Symbol" w:hint="default"/>
+      </w:rPr>
+    </w:lvl>
+    <w:lvl w:ilvl="1">
+      <w:start w:val="1"/>
+      <w:numFmt w:val="bullet"/>
+      <w:lvlText w:val="◦"/>
+      <w:lvlJc w:val="start"/>
+      <w:pPr>
+        <w:tabs>
+          <w:tab w:val="num" w:pos="1080"/>
+        </w:tabs>
+        <w:ind w:start="1080" w:hanging="360"/>
+      </w:pPr>
+      <w:rPr>
+        <w:rFonts w:ascii="OpenSymbol" w:hAnsi="OpenSymbol" w:cs="OpenSymbol" w:hint="default"/>
+      </w:rPr>
+    </w:lvl>
+    <w:lvl w:ilvl="2">
+      <w:start w:val="1"/>
+      <w:numFmt w:val="bullet"/>
+      <w:lvlText w:val="▪"/>
+      <w:lvlJc w:val="start"/>
+      <w:pPr>
+        <w:tabs>
+          <w:tab w:val="num" w:pos="1440"/>
+        </w:tabs>
+        <w:ind w:start="1440" w:hanging="360"/>
+      </w:pPr>
+      <w:rPr>
+        <w:rFonts w:ascii="OpenSymbol" w:hAnsi="OpenSymbol" w:cs="OpenSymbol" w:hint="default"/>
+      </w:rPr>
+    </w:lvl>
+    <w:lvl w:ilvl="3">
+      <w:start w:val="1"/>
+      <w:numFmt w:val="bullet"/>
+      <w:lvlText w:val=""/>
+      <w:lvlJc w:val="start"/>
+      <w:pPr>
+        <w:tabs>
+          <w:tab w:val="num" w:pos="1800"/>
+        </w:tabs>
+        <w:ind w:start="1800" w:hanging="360"/>
+      </w:pPr>
+      <w:rPr>
+        <w:rFonts w:ascii="Symbol" w:hAnsi="Symbol" w:cs="Symbol" w:hint="default"/>
+      </w:rPr>
+    </w:lvl>
+    <w:lvl w:ilvl="4">
+      <w:start w:val="1"/>
+      <w:numFmt w:val="bullet"/>
+      <w:lvlText w:val="◦"/>
+      <w:lvlJc w:val="start"/>
+      <w:pPr>
+        <w:tabs>
+          <w:tab w:val="num" w:pos="2160"/>
+        </w:tabs>
+        <w:ind w:start="2160" w:hanging="360"/>
+      </w:pPr>
+      <w:rPr>
+        <w:rFonts w:ascii="OpenSymbol" w:hAnsi="OpenSymbol" w:cs="OpenSymbol" w:hint="default"/>
+      </w:rPr>
+    </w:lvl>
+    <w:lvl w:ilvl="5">
+      <w:start w:val="1"/>
+      <w:numFmt w:val="bullet"/>
+      <w:lvlText w:val="▪"/>
+      <w:lvlJc w:val="start"/>
+      <w:pPr>
+        <w:tabs>
+          <w:tab w:val="num" w:pos="2520"/>
+        </w:tabs>
+        <w:ind w:start="2520" w:hanging="360"/>
+      </w:pPr>
+      <w:rPr>
+        <w:rFonts w:ascii="OpenSymbol" w:hAnsi="OpenSymbol" w:cs="OpenSymbol" w:hint="default"/>
+      </w:rPr>
+    </w:lvl>
+    <w:lvl w:ilvl="6">
+      <w:start w:val="1"/>
+      <w:numFmt w:val="bullet"/>
+      <w:lvlText w:val=""/>
+      <w:lvlJc w:val="start"/>
+      <w:pPr>
+        <w:tabs>
+          <w:tab w:val="num" w:pos="2880"/>
+        </w:tabs>
+        <w:ind w:start="2880" w:hanging="360"/>
+      </w:pPr>
+      <w:rPr>
+        <w:rFonts w:ascii="Symbol" w:hAnsi="Symbol" w:cs="Symbol" w:hint="default"/>
+      </w:rPr>
+    </w:lvl>
+    <w:lvl w:ilvl="7">
+      <w:start w:val="1"/>
+      <w:numFmt w:val="bullet"/>
+      <w:lvlText w:val="◦"/>
+      <w:lvlJc w:val="start"/>
+      <w:pPr>
+        <w:tabs>
+          <w:tab w:val="num" w:pos="3240"/>
+        </w:tabs>
+        <w:ind w:start="3240" w:hanging="360"/>
+      </w:pPr>
+      <w:rPr>
+        <w:rFonts w:ascii="OpenSymbol" w:hAnsi="OpenSymbol" w:cs="OpenSymbol" w:hint="default"/>
+      </w:rPr>
+    </w:lvl>
+    <w:lvl w:ilvl="8">
+      <w:start w:val="1"/>
+      <w:numFmt w:val="bullet"/>
+      <w:lvlText w:val="▪"/>
+      <w:lvlJc w:val="start"/>
+      <w:pPr>
+        <w:tabs>
+          <w:tab w:val="num" w:pos="3600"/>
+        </w:tabs>
+        <w:ind w:start="3600" w:hanging="360"/>
+      </w:pPr>
+      <w:rPr>
+        <w:rFonts w:ascii="OpenSymbol" w:hAnsi="OpenSymbol" w:cs="OpenSymbol" w:hint="default"/>
+      </w:rPr>
+    </w:lvl>
+  </w:abstractNum>
+  <w:abstractNum w:abstractNumId="14">
+    <w:lvl w:ilvl="0">
+      <w:start w:val="1"/>
+      <w:numFmt w:val="bullet"/>
+      <w:lvlText w:val=""/>
+      <w:lvlJc w:val="start"/>
+      <w:pPr>
+        <w:tabs>
+          <w:tab w:val="num" w:pos="720"/>
+        </w:tabs>
+        <w:ind w:start="720" w:hanging="360"/>
+      </w:pPr>
+      <w:rPr>
+        <w:rFonts w:ascii="Symbol" w:hAnsi="Symbol" w:cs="Symbol" w:hint="default"/>
+      </w:rPr>
+    </w:lvl>
+    <w:lvl w:ilvl="1">
+      <w:start w:val="1"/>
+      <w:numFmt w:val="bullet"/>
+      <w:lvlText w:val="◦"/>
+      <w:lvlJc w:val="start"/>
+      <w:pPr>
+        <w:tabs>
+          <w:tab w:val="num" w:pos="1080"/>
+        </w:tabs>
+        <w:ind w:start="1080" w:hanging="360"/>
+      </w:pPr>
+      <w:rPr>
+        <w:rFonts w:ascii="OpenSymbol" w:hAnsi="OpenSymbol" w:cs="OpenSymbol" w:hint="default"/>
+      </w:rPr>
+    </w:lvl>
+    <w:lvl w:ilvl="2">
+      <w:start w:val="1"/>
+      <w:numFmt w:val="bullet"/>
+      <w:lvlText w:val="▪"/>
+      <w:lvlJc w:val="start"/>
+      <w:pPr>
+        <w:tabs>
+          <w:tab w:val="num" w:pos="1440"/>
+        </w:tabs>
+        <w:ind w:start="1440" w:hanging="360"/>
+      </w:pPr>
+      <w:rPr>
+        <w:rFonts w:ascii="OpenSymbol" w:hAnsi="OpenSymbol" w:cs="OpenSymbol" w:hint="default"/>
+      </w:rPr>
+    </w:lvl>
+    <w:lvl w:ilvl="3">
+      <w:start w:val="1"/>
+      <w:numFmt w:val="bullet"/>
+      <w:lvlText w:val=""/>
+      <w:lvlJc w:val="start"/>
+      <w:pPr>
+        <w:tabs>
+          <w:tab w:val="num" w:pos="1800"/>
+        </w:tabs>
+        <w:ind w:start="1800" w:hanging="360"/>
+      </w:pPr>
+      <w:rPr>
+        <w:rFonts w:ascii="Symbol" w:hAnsi="Symbol" w:cs="Symbol" w:hint="default"/>
+      </w:rPr>
+    </w:lvl>
+    <w:lvl w:ilvl="4">
+      <w:start w:val="1"/>
+      <w:numFmt w:val="bullet"/>
+      <w:lvlText w:val="◦"/>
+      <w:lvlJc w:val="start"/>
+      <w:pPr>
+        <w:tabs>
+          <w:tab w:val="num" w:pos="2160"/>
+        </w:tabs>
+        <w:ind w:start="2160" w:hanging="360"/>
+      </w:pPr>
+      <w:rPr>
+        <w:rFonts w:ascii="OpenSymbol" w:hAnsi="OpenSymbol" w:cs="OpenSymbol" w:hint="default"/>
+      </w:rPr>
+    </w:lvl>
+    <w:lvl w:ilvl="5">
+      <w:start w:val="1"/>
+      <w:numFmt w:val="bullet"/>
+      <w:lvlText w:val="▪"/>
+      <w:lvlJc w:val="start"/>
+      <w:pPr>
+        <w:tabs>
+          <w:tab w:val="num" w:pos="2520"/>
+        </w:tabs>
+        <w:ind w:start="2520" w:hanging="360"/>
+      </w:pPr>
+      <w:rPr>
+        <w:rFonts w:ascii="OpenSymbol" w:hAnsi="OpenSymbol" w:cs="OpenSymbol" w:hint="default"/>
+      </w:rPr>
+    </w:lvl>
+    <w:lvl w:ilvl="6">
+      <w:start w:val="1"/>
+      <w:numFmt w:val="bullet"/>
+      <w:lvlText w:val=""/>
+      <w:lvlJc w:val="start"/>
+      <w:pPr>
+        <w:tabs>
+          <w:tab w:val="num" w:pos="2880"/>
+        </w:tabs>
+        <w:ind w:start="2880" w:hanging="360"/>
+      </w:pPr>
+      <w:rPr>
+        <w:rFonts w:ascii="Symbol" w:hAnsi="Symbol" w:cs="Symbol" w:hint="default"/>
+      </w:rPr>
+    </w:lvl>
+    <w:lvl w:ilvl="7">
+      <w:start w:val="1"/>
+      <w:numFmt w:val="bullet"/>
+      <w:lvlText w:val="◦"/>
+      <w:lvlJc w:val="start"/>
+      <w:pPr>
+        <w:tabs>
+          <w:tab w:val="num" w:pos="3240"/>
+        </w:tabs>
+        <w:ind w:start="3240" w:hanging="360"/>
+      </w:pPr>
+      <w:rPr>
+        <w:rFonts w:ascii="OpenSymbol" w:hAnsi="OpenSymbol" w:cs="OpenSymbol" w:hint="default"/>
+      </w:rPr>
+    </w:lvl>
+    <w:lvl w:ilvl="8">
+      <w:start w:val="1"/>
+      <w:numFmt w:val="bullet"/>
+      <w:lvlText w:val="▪"/>
+      <w:lvlJc w:val="start"/>
+      <w:pPr>
+        <w:tabs>
+          <w:tab w:val="num" w:pos="3600"/>
+        </w:tabs>
+        <w:ind w:start="3600" w:hanging="360"/>
+      </w:pPr>
+      <w:rPr>
+        <w:rFonts w:ascii="OpenSymbol" w:hAnsi="OpenSymbol" w:cs="OpenSymbol" w:hint="default"/>
+      </w:rPr>
+    </w:lvl>
+  </w:abstractNum>
+  <w:abstractNum w:abstractNumId="15">
     <w:lvl w:ilvl="0">
       <w:start w:val="1"/>
       <w:numFmt w:val="none"/>
@@ -2802,6 +3221,15 @@
   </w:num>
   <w:num w:numId="12">
     <w:abstractNumId w:val="12"/>
+  </w:num>
+  <w:num w:numId="13">
+    <w:abstractNumId w:val="13"/>
+  </w:num>
+  <w:num w:numId="14">
+    <w:abstractNumId w:val="14"/>
+  </w:num>
+  <w:num w:numId="15">
+    <w:abstractNumId w:val="15"/>
   </w:num>
 </w:numbering>
 </file>
@@ -3551,6 +3979,11 @@
     <w:rPr>
       <w:rFonts w:ascii="OpenSymbol" w:hAnsi="OpenSymbol" w:eastAsia="OpenSymbol" w:cs="OpenSymbol"/>
     </w:rPr>
+  </w:style>
+  <w:style w:type="character" w:styleId="NumberingSymbols">
+    <w:name w:val="Numbering Symbols"/>
+    <w:qFormat/>
+    <w:rPr/>
   </w:style>
   <w:style w:type="paragraph" w:styleId="Heading">
     <w:name w:val="Heading"/>

--- a/user_guides/individual_programs/music_format_converter/Music_Format_Converter_User_Guide.docx
+++ b/user_guides/individual_programs/music_format_converter/Music_Format_Converter_User_Guide.docx
@@ -803,6 +803,20 @@
         <w:rPr>
           <w:b/>
         </w:rPr>
+        <w:t xml:space="preserve">Two sources produced the same output name: </w:t>
+      </w:r>
+      <w:r>
+        <w:t>When two files in one folder share a stem but differ in extension (for example song.flac and song.wav both targeting song.mp3), only the first is converted; the other is reported as skipped rather than overwriting the first output.</w:t>
+      </w:r>
+    </w:p>
+    <w:p>
+      <w:pPr>
+        <w:pStyle w:val="ListBullet"/>
+      </w:pPr>
+      <w:r>
+        <w:rPr>
+          <w:b/>
+        </w:rPr>
         <w:t xml:space="preserve">FFmpeg required: </w:t>
       </w:r>
       <w:r>

--- a/user_guides/individual_programs/music_format_converter/Music_Format_Converter_User_Guide.docx
+++ b/user_guides/individual_programs/music_format_converter/Music_Format_Converter_User_Guide.docx
@@ -120,7 +120,7 @@
         <w:t xml:space="preserve">Lossy: </w:t>
       </w:r>
       <w:r>
-        <w:t>MP3, AAC, M4A, OGG, Opus, WMA, and MP4 are recognized as lossy formats.</w:t>
+        <w:t>MP3, AAC, M4A, OGG, Opus, MP4, WMA, and SPX are recognized as lossy formats.</w:t>
       </w:r>
     </w:p>
     <w:p>
@@ -134,7 +134,7 @@
         <w:t xml:space="preserve">Lossless/uncompressed: </w:t>
       </w:r>
       <w:r>
-        <w:t>FLAC, WAV, ALAC, APE, AIFF, AIF, and WV are recognized as lossless input categories.</w:t>
+        <w:t>FLAC, WAV, ALAC, APE, AIFF, AIF, WV, MPC, and DSF are recognized as lossless input categories.</w:t>
       </w:r>
     </w:p>
     <w:p>
@@ -145,10 +145,10 @@
         <w:rPr>
           <w:b/>
         </w:rPr>
-        <w:t xml:space="preserve">APE output: </w:t>
+        <w:t xml:space="preserve">Unsupported output: </w:t>
       </w:r>
       <w:r>
-        <w:t>APE can be detected as input but is excluded as an output because the converter has no supported encoder.</w:t>
+        <w:t>APE, MPC, and DSF can be detected as input but are excluded as outputs because the converter has no supported encoder for them.</w:t>
       </w:r>
     </w:p>
     <w:p>
@@ -304,7 +304,7 @@
         <w:t xml:space="preserve">Output Format: </w:t>
       </w:r>
       <w:r>
-        <w:t>The selected target extension. The menu excludes the detected input format, invalid lossy-to-lossless targets, and unsupported APE output.</w:t>
+        <w:t>The selected target extension. The menu excludes the detected input format, invalid lossy-to-lossless targets, and unsupported APE, MPC, and DSF output.</w:t>
       </w:r>
     </w:p>
     <w:p>
@@ -449,10 +449,38 @@
         <w:rPr>
           <w:b/>
         </w:rPr>
+        <w:t xml:space="preserve">AAC: </w:t>
+      </w:r>
+      <w:r>
+        <w:t>AAC at 320, 256, or 192 kbps (same tiers as M4A).</w:t>
+      </w:r>
+    </w:p>
+    <w:p>
+      <w:pPr>
+        <w:pStyle w:val="ListBullet"/>
+      </w:pPr>
+      <w:r>
+        <w:rPr>
+          <w:b/>
+        </w:rPr>
         <w:t xml:space="preserve">FLAC: </w:t>
       </w:r>
       <w:r>
         <w:t>Always compression level 8; no quality tiers apply.</w:t>
+      </w:r>
+    </w:p>
+    <w:p>
+      <w:pPr>
+        <w:pStyle w:val="ListBullet"/>
+      </w:pPr>
+      <w:r>
+        <w:rPr>
+          <w:b/>
+        </w:rPr>
+        <w:t xml:space="preserve">WV (WavPack): </w:t>
+      </w:r>
+      <w:r>
+        <w:t>Always lossless; no quality tiers apply.</w:t>
       </w:r>
     </w:p>
     <w:p>
@@ -519,6 +547,20 @@
         <w:rPr>
           <w:b/>
         </w:rPr>
+        <w:t xml:space="preserve">ALAC: </w:t>
+      </w:r>
+      <w:r>
+        <w:t>Always lossless; no quality tiers apply.</w:t>
+      </w:r>
+    </w:p>
+    <w:p>
+      <w:pPr>
+        <w:pStyle w:val="ListBullet"/>
+      </w:pPr>
+      <w:r>
+        <w:rPr>
+          <w:b/>
+        </w:rPr>
         <w:t xml:space="preserve">AIFF / AIF: </w:t>
       </w:r>
       <w:r>
@@ -537,6 +579,20 @@
       </w:r>
       <w:r>
         <w:t>320, 256, or 192 kbps.</w:t>
+      </w:r>
+    </w:p>
+    <w:p>
+      <w:pPr>
+        <w:pStyle w:val="ListBullet"/>
+      </w:pPr>
+      <w:r>
+        <w:rPr>
+          <w:b/>
+        </w:rPr>
+        <w:t xml:space="preserve">SPX (Speex): </w:t>
+      </w:r>
+      <w:r>
+        <w:t>Speex quality 8, the codec's top tier (a single fixed tier).</w:t>
       </w:r>
     </w:p>
     <w:p>
@@ -778,7 +834,7 @@
         <w:t xml:space="preserve">No output format available: </w:t>
       </w:r>
       <w:r>
-        <w:t>The input may have no supported files, may be APE-only, or every valid output may be prohibited by conversion rules.</w:t>
+        <w:t>The input may have no supported files, may contain only APE, MPC, or DSF files, or every valid output may be prohibited by conversion rules.</w:t>
       </w:r>
     </w:p>
     <w:p>

--- a/user_guides/individual_programs/music_format_converter/Music_Format_Converter_User_Guide.docx
+++ b/user_guides/individual_programs/music_format_converter/Music_Format_Converter_User_Guide.docx
@@ -134,7 +134,21 @@
         <w:t xml:space="preserve">Lossless/uncompressed: </w:t>
       </w:r>
       <w:r>
-        <w:t>FLAC, WAV, ALAC, APE, AIFF, AIF, WV, MPC, and DSF are recognized as lossless input categories.</w:t>
+        <w:t>FLAC, WAV, ALAC (M4A container), APE, AIFF, AIF, WV, MPC, and DSF are recognized as lossless input categories.</w:t>
+      </w:r>
+    </w:p>
+    <w:p>
+      <w:pPr>
+        <w:pStyle w:val="ListBullet"/>
+      </w:pPr>
+      <w:r>
+        <w:rPr>
+          <w:b/>
+        </w:rPr>
+        <w:t xml:space="preserve">ALAC output: </w:t>
+      </w:r>
+      <w:r>
+        <w:t>ALAC is written inside an M4A container, so the output file is named with the .m4a extension, not .alac. ALAC and AAC-M4A share that extension, so a later run to either format replaces the earlier .m4a file with the same name.</w:t>
       </w:r>
     </w:p>
     <w:p>
@@ -550,7 +564,7 @@
         <w:t xml:space="preserve">ALAC: </w:t>
       </w:r>
       <w:r>
-        <w:t>Always lossless; no quality tiers apply.</w:t>
+        <w:t>Always lossless; no quality tiers apply. Output is an M4A-container file.</w:t>
       </w:r>
     </w:p>
     <w:p>
